--- a/artifacts/HR-03/build/interview-transcript-ca-002-hiring-manager.docx
+++ b/artifacts/HR-03/build/interview-transcript-ca-002-hiring-manager.docx
@@ -56,7 +56,7 @@
         </w:numPr>
       </w:pPr>
       <w:r>
-        <w:t xml:space="preserve">Requisition ID: RQN-2026-0105</w:t>
+        <w:t xml:space="preserve">Requisition ID: RQN-2026-0106</w:t>
       </w:r>
     </w:p>
     <w:p>
@@ -80,7 +80,7 @@
         </w:numPr>
       </w:pPr>
       <w:r>
-        <w:t xml:space="preserve">Interviewer: Dashiell Ashgrove (Engineering Manager)</w:t>
+        <w:t xml:space="preserve">Interviewer: Faro Fenmore (Operations Manager)</w:t>
       </w:r>
     </w:p>
     <w:p>
@@ -128,7 +128,7 @@
         </w:numPr>
       </w:pPr>
       <w:r>
-        <w:t xml:space="preserve">System design judgment (CMP-03)</w:t>
+        <w:t xml:space="preserve">Prioritization under constraint (CMP-10)</w:t>
       </w:r>
     </w:p>
     <w:p>
@@ -140,7 +140,7 @@
         </w:numPr>
       </w:pPr>
       <w:r>
-        <w:t xml:space="preserve">Collaboration across teams (CMP-05)</w:t>
+        <w:t xml:space="preserve">Operational rigor (CMP-12)</w:t>
       </w:r>
     </w:p>
     <w:bookmarkStart w:id="9" w:name="transcript"/>
@@ -157,7 +157,7 @@
         <w:pStyle w:val="FirstParagraph"/>
       </w:pPr>
       <w:r>
-        <w:t xml:space="preserve">[00:00:07] Dashiell Ashgrove (Engineering Manager): Good afternoon. Recording and transcription are on. Are you happy with that?</w:t>
+        <w:t xml:space="preserve">[00:00:07] Faro Fenmore (Operations Manager): Good afternoon. Recording and transcription are on. Are you happy with that?</w:t>
       </w:r>
     </w:p>
     <w:p>
@@ -173,7 +173,7 @@
         <w:pStyle w:val="BodyText"/>
       </w:pPr>
       <w:r>
-        <w:t xml:space="preserve">[00:00:29] Dashiell Ashgrove (Engineering Manager): I have the screen notes. I know you want to move from the delivery path onto the data path, so let us test that properly rather than take it on trust.</w:t>
+        <w:t xml:space="preserve">[00:00:29] Faro Fenmore (Operations Manager): I have the screen notes. I know you want to move from the supplier side onto our own plan, so let us test that properly rather than take it on trust.</w:t>
       </w:r>
     </w:p>
     <w:p>
@@ -189,103 +189,103 @@
         <w:pStyle w:val="BodyText"/>
       </w:pPr>
       <w:r>
-        <w:t xml:space="preserve">[00:01:05] Dashiell Ashgrove (Engineering Manager): What is the largest data problem you have owned rather than supported?</w:t>
-      </w:r>
-    </w:p>
-    <w:p>
-      <w:pPr>
-        <w:pStyle w:val="BodyText"/>
-      </w:pPr>
-      <w:r>
-        <w:t xml:space="preserve">[00:01:24] Amias Kettleborne (Candidate): The verification side of a rebuild. My group moved a nightly aggregation onto streaming pipelines, and I owned the question of how anyone would know the new one was right.</w:t>
-      </w:r>
-    </w:p>
-    <w:p>
-      <w:pPr>
-        <w:pStyle w:val="BodyText"/>
-      </w:pPr>
-      <w:r>
-        <w:t xml:space="preserve">[00:02:03] Dashiell Ashgrove (Engineering Manager): How long were you on that?</w:t>
-      </w:r>
-    </w:p>
-    <w:p>
-      <w:pPr>
-        <w:pStyle w:val="BodyText"/>
-      </w:pPr>
-      <w:r>
-        <w:t xml:space="preserve">[00:02:11] Amias Kettleborne (Candidate): Six years of streaming pipelines exposure in total across two employers, though only about a year of it was that rebuild.</w:t>
-      </w:r>
-    </w:p>
-    <w:p>
-      <w:pPr>
-        <w:pStyle w:val="BodyText"/>
-      </w:pPr>
-      <w:r>
-        <w:t xml:space="preserve">[00:02:44] Dashiell Ashgrove (Engineering Manager): Let us stay on the rebuild. How did you answer the correctness question?</w:t>
-      </w:r>
-    </w:p>
-    <w:p>
-      <w:pPr>
-        <w:pStyle w:val="BodyText"/>
-      </w:pPr>
-      <w:r>
-        <w:t xml:space="preserve">[00:03:02] Amias Kettleborne (Candidate): Parallel run, with the old aggregation and the new one both producing, and a comparison that reported by category rather than by record. Record level comparison drowns you.</w:t>
-      </w:r>
-    </w:p>
-    <w:p>
-      <w:pPr>
-        <w:pStyle w:val="BodyText"/>
-      </w:pPr>
-      <w:r>
-        <w:t xml:space="preserve">[00:03:44] Dashiell Ashgrove (Engineering Manager): What categories?</w:t>
-      </w:r>
-    </w:p>
-    <w:p>
-      <w:pPr>
-        <w:pStyle w:val="BodyText"/>
-      </w:pPr>
-      <w:r>
-        <w:t xml:space="preserve">[00:03:51] Amias Kettleborne (Candidate): Late arriving data, records the new path rejected, records where the two disagreed on a value, and records the old path had silently deduplicated. The last category was the interesting one.</w:t>
-      </w:r>
-    </w:p>
-    <w:p>
-      <w:pPr>
-        <w:pStyle w:val="BodyText"/>
-      </w:pPr>
-      <w:r>
-        <w:t xml:space="preserve">[00:04:33] Dashiell Ashgrove (Engineering Manager): Why interesting?</w:t>
-      </w:r>
-    </w:p>
-    <w:p>
-      <w:pPr>
-        <w:pStyle w:val="BodyText"/>
-      </w:pPr>
-      <w:r>
-        <w:t xml:space="preserve">[00:04:41] Amias Kettleborne (Candidate): Because the deduplication had never been written down. It was a side effect of how the old job read its input. The new path did not do it and looked wrong until we worked out that the old one had been quietly discarding things for years.</w:t>
-      </w:r>
-    </w:p>
-    <w:p>
-      <w:pPr>
-        <w:pStyle w:val="BodyText"/>
-      </w:pPr>
-      <w:r>
-        <w:t xml:space="preserve">[00:05:27] Dashiell Ashgrove (Engineering Manager): What did you do with that?</w:t>
-      </w:r>
-    </w:p>
-    <w:p>
-      <w:pPr>
-        <w:pStyle w:val="BodyText"/>
-      </w:pPr>
-      <w:r>
-        <w:t xml:space="preserve">[00:05:36] Amias Kettleborne (Candidate): Escalated it, because it was a decision about what the numbers mean rather than an engineering choice. The group lead took it to the consumers and they chose to keep the old behavior explicitly.</w:t>
-      </w:r>
-    </w:p>
-    <w:p>
-      <w:pPr>
-        <w:pStyle w:val="BodyText"/>
-      </w:pPr>
-      <w:r>
-        <w:t xml:space="preserve">[00:06:16] Dashiell Ashgrove (Engineering Manager): Was that the right outcome?</w:t>
+        <w:t xml:space="preserve">[00:01:05] Faro Fenmore (Operations Manager): What is the largest piece of a program you have owned rather than reported on?</w:t>
+      </w:r>
+    </w:p>
+    <w:p>
+      <w:pPr>
+        <w:pStyle w:val="BodyText"/>
+      </w:pPr>
+      <w:r>
+        <w:t xml:space="preserve">[00:01:24] Amias Kettleborne (Candidate): The change management around a delivery model that moved from one supplier to two. My group split the work and I owned the question of how anyone would know it was going well or badly.</w:t>
+      </w:r>
+    </w:p>
+    <w:p>
+      <w:pPr>
+        <w:pStyle w:val="BodyText"/>
+      </w:pPr>
+      <w:r>
+        <w:t xml:space="preserve">[00:02:03] Faro Fenmore (Operations Manager): How long were you on that?</w:t>
+      </w:r>
+    </w:p>
+    <w:p>
+      <w:pPr>
+        <w:pStyle w:val="BodyText"/>
+      </w:pPr>
+      <w:r>
+        <w:t xml:space="preserve">[00:02:11] Amias Kettleborne (Candidate): About a year on the transition itself, though the reporting outlived it.</w:t>
+      </w:r>
+    </w:p>
+    <w:p>
+      <w:pPr>
+        <w:pStyle w:val="BodyText"/>
+      </w:pPr>
+      <w:r>
+        <w:t xml:space="preserve">[00:02:44] Faro Fenmore (Operations Manager): Stay on the transition. How did you answer the going well question?</w:t>
+      </w:r>
+    </w:p>
+    <w:p>
+      <w:pPr>
+        <w:pStyle w:val="BodyText"/>
+      </w:pPr>
+      <w:r>
+        <w:t xml:space="preserve">[00:03:02] Amias Kettleborne (Candidate): A parallel period, with both arrangements running and a comparison reported by category rather than by ticket. Ticket level comparison drowns you.</w:t>
+      </w:r>
+    </w:p>
+    <w:p>
+      <w:pPr>
+        <w:pStyle w:val="BodyText"/>
+      </w:pPr>
+      <w:r>
+        <w:t xml:space="preserve">[00:03:44] Faro Fenmore (Operations Manager): What categories?</w:t>
+      </w:r>
+    </w:p>
+    <w:p>
+      <w:pPr>
+        <w:pStyle w:val="BodyText"/>
+      </w:pPr>
+      <w:r>
+        <w:t xml:space="preserve">[00:03:51] Amias Kettleborne (Candidate): Work arriving late, work arriving in the wrong queue, work where the two sides disagreed on what had been asked for, and work the old arrangement had quietly absorbed without recording. The last one was the interesting one.</w:t>
+      </w:r>
+    </w:p>
+    <w:p>
+      <w:pPr>
+        <w:pStyle w:val="BodyText"/>
+      </w:pPr>
+      <w:r>
+        <w:t xml:space="preserve">[00:04:33] Faro Fenmore (Operations Manager): Why interesting?</w:t>
+      </w:r>
+    </w:p>
+    <w:p>
+      <w:pPr>
+        <w:pStyle w:val="BodyText"/>
+      </w:pPr>
+      <w:r>
+        <w:t xml:space="preserve">[00:04:41] Amias Kettleborne (Candidate): Because the absorbing had never been written down. It was a habit of the people doing it. The new arrangement did not do it, and looked worse until we worked out that the old one had been carrying work nobody had ever counted.</w:t>
+      </w:r>
+    </w:p>
+    <w:p>
+      <w:pPr>
+        <w:pStyle w:val="BodyText"/>
+      </w:pPr>
+      <w:r>
+        <w:t xml:space="preserve">[00:05:27] Faro Fenmore (Operations Manager): What did you do with that?</w:t>
+      </w:r>
+    </w:p>
+    <w:p>
+      <w:pPr>
+        <w:pStyle w:val="BodyText"/>
+      </w:pPr>
+      <w:r>
+        <w:t xml:space="preserve">[00:05:36] Amias Kettleborne (Candidate): Escalated it, because it was a decision about what the service is rather than a delivery choice. The group lead took it to the process owners and they chose to keep the old behavior, explicitly this time.</w:t>
+      </w:r>
+    </w:p>
+    <w:p>
+      <w:pPr>
+        <w:pStyle w:val="BodyText"/>
+      </w:pPr>
+      <w:r>
+        <w:t xml:space="preserve">[00:06:16] Faro Fenmore (Operations Manager): Was that the right outcome?</w:t>
       </w:r>
     </w:p>
     <w:p>
@@ -301,247 +301,255 @@
         <w:pStyle w:val="BodyText"/>
       </w:pPr>
       <w:r>
-        <w:t xml:space="preserve">[00:06:50] Dashiell Ashgrove (Engineering Manager): Good. Now, the seat here sequences a backlog. What would you want in the first month?</w:t>
-      </w:r>
-    </w:p>
-    <w:p>
-      <w:pPr>
-        <w:pStyle w:val="BodyText"/>
-      </w:pPr>
-      <w:r>
-        <w:t xml:space="preserve">[00:07:14] Amias Kettleborne (Candidate): A list of every consumer and what each one would lose if the path stopped. I have found that the most useful thing to have on day one and the hardest thing to get.</w:t>
-      </w:r>
-    </w:p>
-    <w:p>
-      <w:pPr>
-        <w:pStyle w:val="BodyText"/>
-      </w:pPr>
-      <w:r>
-        <w:t xml:space="preserve">[00:07:52] Dashiell Ashgrove (Engineering Manager): Hardest because?</w:t>
-      </w:r>
-    </w:p>
-    <w:p>
-      <w:pPr>
-        <w:pStyle w:val="BodyText"/>
-      </w:pPr>
-      <w:r>
-        <w:t xml:space="preserve">[00:08:00] Amias Kettleborne (Candidate): Because people answer the question they wish you had asked. They tell you what the path does rather than what it is for.</w:t>
-      </w:r>
-    </w:p>
-    <w:p>
-      <w:pPr>
-        <w:pStyle w:val="BodyText"/>
-      </w:pPr>
-      <w:r>
-        <w:t xml:space="preserve">[00:08:29] Dashiell Ashgrove (Engineering Manager): And after the list?</w:t>
-      </w:r>
-    </w:p>
-    <w:p>
-      <w:pPr>
-        <w:pStyle w:val="BodyText"/>
-      </w:pPr>
-      <w:r>
-        <w:t xml:space="preserve">[00:08:38] Amias Kettleborne (Candidate): I would want to fix whatever is generating the most interruption before I touch anything structural, because a team that is being interrupted cannot execute a plan anyway.</w:t>
-      </w:r>
-    </w:p>
-    <w:p>
-      <w:pPr>
-        <w:pStyle w:val="BodyText"/>
-      </w:pPr>
-      <w:r>
-        <w:t xml:space="preserve">[00:09:16] Dashiell Ashgrove (Engineering Manager): That is a defensible order. Tell me about the platform underneath your current work.</w:t>
-      </w:r>
-    </w:p>
-    <w:p>
-      <w:pPr>
-        <w:pStyle w:val="BodyText"/>
-      </w:pPr>
-      <w:r>
-        <w:t xml:space="preserve">[00:09:38] Amias Kettleborne (Candidate): Containerized, with a service mesh in front of the internal traffic. I have operated against it rather than built it.</w:t>
-      </w:r>
-    </w:p>
-    <w:p>
-      <w:pPr>
-        <w:pStyle w:val="BodyText"/>
-      </w:pPr>
-      <w:r>
-        <w:t xml:space="preserve">[00:10:09] Dashiell Ashgrove (Engineering Manager): What has that cost you?</w:t>
-      </w:r>
-    </w:p>
-    <w:p>
-      <w:pPr>
-        <w:pStyle w:val="BodyText"/>
-      </w:pPr>
-      <w:r>
-        <w:t xml:space="preserve">[00:10:18] Amias Kettleborne (Candidate): Time, mostly, on failures that look like application problems and are not. A retry policy set at the mesh layer once made a duplicate delivery problem look like a bug in my own consumer.</w:t>
-      </w:r>
-    </w:p>
-    <w:p>
-      <w:pPr>
-        <w:pStyle w:val="BodyText"/>
-      </w:pPr>
-      <w:r>
-        <w:t xml:space="preserve">[00:11:00] Dashiell Ashgrove (Engineering Manager): How long did that take to find?</w:t>
-      </w:r>
-    </w:p>
-    <w:p>
-      <w:pPr>
-        <w:pStyle w:val="BodyText"/>
-      </w:pPr>
-      <w:r>
-        <w:t xml:space="preserve">[00:11:10] Amias Kettleborne (Candidate): Most of a week, and I only found it because somebody on the platform side happened to mention a config change in passing.</w:t>
-      </w:r>
-    </w:p>
-    <w:p>
-      <w:pPr>
-        <w:pStyle w:val="BodyText"/>
-      </w:pPr>
-      <w:r>
-        <w:t xml:space="preserve">[00:11:45] Dashiell Ashgrove (Engineering Manager): What would you do differently?</w:t>
-      </w:r>
-    </w:p>
-    <w:p>
-      <w:pPr>
-        <w:pStyle w:val="BodyText"/>
-      </w:pPr>
-      <w:r>
-        <w:t xml:space="preserve">[00:11:55] Amias Kettleborne (Candidate): Ask for the change log before I start debugging, every time. It sounds obvious and I still forget under pressure.</w:t>
-      </w:r>
-    </w:p>
-    <w:p>
-      <w:pPr>
-        <w:pStyle w:val="BodyText"/>
-      </w:pPr>
-      <w:r>
-        <w:t xml:space="preserve">[00:12:28] Dashiell Ashgrove (Engineering Manager): Let us go to a disagreement. Tell me about one you lost.</w:t>
-      </w:r>
-    </w:p>
-    <w:p>
-      <w:pPr>
-        <w:pStyle w:val="BodyText"/>
-      </w:pPr>
-      <w:r>
-        <w:t xml:space="preserve">[00:12:47] Amias Kettleborne (Candidate): I wanted a check to block a release and the team lead wanted it to warn. I lost, and the check warned for a quarter and was ignored, and then it caught something and became blocking without further argument.</w:t>
-      </w:r>
-    </w:p>
-    <w:p>
-      <w:pPr>
-        <w:pStyle w:val="BodyText"/>
-      </w:pPr>
-      <w:r>
-        <w:t xml:space="preserve">[00:13:33] Dashiell Ashgrove (Engineering Manager): Do you think you were right?</w:t>
-      </w:r>
-    </w:p>
-    <w:p>
-      <w:pPr>
-        <w:pStyle w:val="BodyText"/>
-      </w:pPr>
-      <w:r>
-        <w:t xml:space="preserve">[00:13:43] Amias Kettleborne (Candidate): I was right about the check and wrong about the sequencing. Making it blocking immediately would have burned the credit I needed to make it blocking later.</w:t>
-      </w:r>
-    </w:p>
-    <w:p>
-      <w:pPr>
-        <w:pStyle w:val="BodyText"/>
-      </w:pPr>
-      <w:r>
-        <w:t xml:space="preserve">[00:14:20] Dashiell Ashgrove (Engineering Manager): That is a mature answer. What about writing? The recruiter flagged that design documents are newer to you.</w:t>
-      </w:r>
-    </w:p>
-    <w:p>
-      <w:pPr>
-        <w:pStyle w:val="BodyText"/>
-      </w:pPr>
-      <w:r>
-        <w:t xml:space="preserve">[00:14:50] Amias Kettleborne (Candidate): They are. I write clearly for operational audiences and I have not had to argue a design in writing to people who disagree with me. I expect the first few to be reworked heavily.</w:t>
-      </w:r>
-    </w:p>
-    <w:p>
-      <w:pPr>
-        <w:pStyle w:val="BodyText"/>
-      </w:pPr>
-      <w:r>
-        <w:t xml:space="preserve">[00:15:31] Dashiell Ashgrove (Engineering Manager): They will be, and that is normal. Is that something you want or something you will tolerate?</w:t>
-      </w:r>
-    </w:p>
-    <w:p>
-      <w:pPr>
-        <w:pStyle w:val="BodyText"/>
-      </w:pPr>
-      <w:r>
-        <w:t xml:space="preserve">[00:15:57] Amias Kettleborne (Candidate): Want. The reason I am leaving is that nothing I proposed ever got that far.</w:t>
-      </w:r>
-    </w:p>
-    <w:p>
-      <w:pPr>
-        <w:pStyle w:val="BodyText"/>
-      </w:pPr>
-      <w:r>
-        <w:t xml:space="preserve">[00:16:22] Dashiell Ashgrove (Engineering Manager): Understood. Questions for me?</w:t>
-      </w:r>
-    </w:p>
-    <w:p>
-      <w:pPr>
-        <w:pStyle w:val="BodyText"/>
-      </w:pPr>
-      <w:r>
-        <w:t xml:space="preserve">[00:16:34] Amias Kettleborne (Candidate): What does the team do when it disagrees and the disagreement does not resolve?</w:t>
-      </w:r>
-    </w:p>
-    <w:p>
-      <w:pPr>
-        <w:pStyle w:val="BodyText"/>
-      </w:pPr>
-      <w:r>
-        <w:t xml:space="preserve">[00:16:56] Dashiell Ashgrove (Engineering Manager): It comes to me and I close it, in the document, with the reason. I would rather be wrong in writing than leave it open.</w:t>
-      </w:r>
-    </w:p>
-    <w:p>
-      <w:pPr>
-        <w:pStyle w:val="BodyText"/>
-      </w:pPr>
-      <w:r>
-        <w:t xml:space="preserve">[00:17:29] Amias Kettleborne (Candidate): That is the answer I was hoping for.</w:t>
-      </w:r>
-    </w:p>
-    <w:p>
-      <w:pPr>
-        <w:pStyle w:val="BodyText"/>
-      </w:pPr>
-      <w:r>
-        <w:t xml:space="preserve">[00:17:42] Dashiell Ashgrove (Engineering Manager): Anything else?</w:t>
-      </w:r>
-    </w:p>
-    <w:p>
-      <w:pPr>
-        <w:pStyle w:val="BodyText"/>
-      </w:pPr>
-      <w:r>
-        <w:t xml:space="preserve">[00:17:50] Amias Kettleborne (Candidate): How much of this seat is on call?</w:t>
-      </w:r>
-    </w:p>
-    <w:p>
-      <w:pPr>
-        <w:pStyle w:val="BodyText"/>
-      </w:pPr>
-      <w:r>
-        <w:t xml:space="preserve">[00:18:02] Dashiell Ashgrove (Engineering Manager): Shared across the group. It is real and it is not the job.</w:t>
-      </w:r>
-    </w:p>
-    <w:p>
-      <w:pPr>
-        <w:pStyle w:val="BodyText"/>
-      </w:pPr>
-      <w:r>
-        <w:t xml:space="preserve">[00:18:24] Amias Kettleborne (Candidate): Good. Thank you for the time.</w:t>
-      </w:r>
-    </w:p>
-    <w:p>
-      <w:pPr>
-        <w:pStyle w:val="BodyText"/>
-      </w:pPr>
-      <w:r>
-        <w:t xml:space="preserve">[00:18:36] Dashiell Ashgrove (Engineering Manager): Thank you. The working session is next.</w:t>
+        <w:t xml:space="preserve">[00:06:50] Faro Fenmore (Operations Manager): Good. Now our situation. The readiness checklist for this program exists in more than one version and the regions disagree about which is current. Where would you start?</w:t>
+      </w:r>
+    </w:p>
+    <w:p>
+      <w:pPr>
+        <w:pStyle w:val="BodyText"/>
+      </w:pPr>
+      <w:r>
+        <w:t xml:space="preserve">[00:07:14] Amias Kettleborne (Candidate): With a list of every consumer of that checklist and what each one would lose if it were wrong. I have found that the most useful thing to have on day one and the hardest thing to get.</w:t>
+      </w:r>
+    </w:p>
+    <w:p>
+      <w:pPr>
+        <w:pStyle w:val="BodyText"/>
+      </w:pPr>
+      <w:r>
+        <w:t xml:space="preserve">[00:07:52] Faro Fenmore (Operations Manager): Hardest because?</w:t>
+      </w:r>
+    </w:p>
+    <w:p>
+      <w:pPr>
+        <w:pStyle w:val="BodyText"/>
+      </w:pPr>
+      <w:r>
+        <w:t xml:space="preserve">[00:08:00] Amias Kettleborne (Candidate): Because people answer the question they wish you had asked. They tell you what the checklist contains rather than what they do with it.</w:t>
+      </w:r>
+    </w:p>
+    <w:p>
+      <w:pPr>
+        <w:pStyle w:val="BodyText"/>
+      </w:pPr>
+      <w:r>
+        <w:t xml:space="preserve">[00:08:29] Faro Fenmore (Operations Manager): And once you have the list?</w:t>
+      </w:r>
+    </w:p>
+    <w:p>
+      <w:pPr>
+        <w:pStyle w:val="BodyText"/>
+      </w:pPr>
+      <w:r>
+        <w:t xml:space="preserve">[00:08:38] Amias Kettleborne (Candidate): I would fix whatever is generating the most interruption before touching anything structural, because a team being interrupted every day cannot execute a plan anyway.</w:t>
+      </w:r>
+    </w:p>
+    <w:p>
+      <w:pPr>
+        <w:pStyle w:val="BodyText"/>
+      </w:pPr>
+      <w:r>
+        <w:t xml:space="preserve">[00:09:16] Faro Fenmore (Operations Manager): Say the interruption is that support keeps asking which version is current, and the structural problem is that regions were flagged ready before the checklist existed.</w:t>
+      </w:r>
+    </w:p>
+    <w:p>
+      <w:pPr>
+        <w:pStyle w:val="BodyText"/>
+      </w:pPr>
+      <w:r>
+        <w:t xml:space="preserve">[00:09:38] Amias Kettleborne (Candidate): Then the interruption is cheap to fix and I would do it in the first fortnight. One version, in one place, and everything else marked plainly as superseded rather than deleted.</w:t>
+      </w:r>
+    </w:p>
+    <w:p>
+      <w:pPr>
+        <w:pStyle w:val="BodyText"/>
+      </w:pPr>
+      <w:r>
+        <w:t xml:space="preserve">[00:10:09] Faro Fenmore (Operations Manager): Why not deleted?</w:t>
+      </w:r>
+    </w:p>
+    <w:p>
+      <w:pPr>
+        <w:pStyle w:val="BodyText"/>
+      </w:pPr>
+      <w:r>
+        <w:t xml:space="preserve">[00:10:18] Amias Kettleborne (Candidate): Because somebody has a link to it. A deleted document is a mystery, and a superseded one is an answer.</w:t>
+      </w:r>
+    </w:p>
+    <w:p>
+      <w:pPr>
+        <w:pStyle w:val="BodyText"/>
+      </w:pPr>
+      <w:r>
+        <w:t xml:space="preserve">[00:11:00] Faro Fenmore (Operations Manager): And the flags with nothing behind them?</w:t>
+      </w:r>
+    </w:p>
+    <w:p>
+      <w:pPr>
+        <w:pStyle w:val="BodyText"/>
+      </w:pPr>
+      <w:r>
+        <w:t xml:space="preserve">[00:11:10] Amias Kettleborne (Candidate): That is the structural one and it is slower. I would not re-walk all of them. I would re-walk the ones the sequence depends on next and mark the rest as unverified, in the record rather than in a note to myself.</w:t>
+      </w:r>
+    </w:p>
+    <w:p>
+      <w:pPr>
+        <w:pStyle w:val="BodyText"/>
+      </w:pPr>
+      <w:r>
+        <w:t xml:space="preserve">[00:11:45] Faro Fenmore (Operations Manager): Somebody will say that makes us look bad.</w:t>
+      </w:r>
+    </w:p>
+    <w:p>
+      <w:pPr>
+        <w:pStyle w:val="BodyText"/>
+      </w:pPr>
+      <w:r>
+        <w:t xml:space="preserve">[00:11:55] Amias Kettleborne (Candidate): It makes the record honest. We already look bad, we just cannot see it yet.</w:t>
+      </w:r>
+    </w:p>
+    <w:p>
+      <w:pPr>
+        <w:pStyle w:val="BodyText"/>
+      </w:pPr>
+      <w:r>
+        <w:t xml:space="preserve">[00:12:28] Faro Fenmore (Operations Manager): Different question. The weekly status here goes out before the tracker is refreshed.</w:t>
+      </w:r>
+    </w:p>
+    <w:p>
+      <w:pPr>
+        <w:pStyle w:val="BodyText"/>
+      </w:pPr>
+      <w:r>
+        <w:t xml:space="preserve">[00:12:47] Amias Kettleborne (Candidate): Then it is describing the week before last, and the people who noticed have quietly stopped reading it. That is the expensive part. Not the lag, the readers you lose.</w:t>
+      </w:r>
+    </w:p>
+    <w:p>
+      <w:pPr>
+        <w:pStyle w:val="BodyText"/>
+      </w:pPr>
+      <w:r>
+        <w:t xml:space="preserve">[00:13:33] Faro Fenmore (Operations Manager): How would you fix it?</w:t>
+      </w:r>
+    </w:p>
+    <w:p>
+      <w:pPr>
+        <w:pStyle w:val="BodyText"/>
+      </w:pPr>
+      <w:r>
+        <w:t xml:space="preserve">[00:13:43] Amias Kettleborne (Candidate): Move the note behind the refresh, and cut it to what somebody acts on. I would rather send a short note that is true than a full one that is stale.</w:t>
+      </w:r>
+    </w:p>
+    <w:p>
+      <w:pPr>
+        <w:pStyle w:val="BodyText"/>
+      </w:pPr>
+      <w:r>
+        <w:t xml:space="preserve">[00:14:20] Faro Fenmore (Operations Manager): Tell me about a disagreement you lost.</w:t>
+      </w:r>
+    </w:p>
+    <w:p>
+      <w:pPr>
+        <w:pStyle w:val="BodyText"/>
+      </w:pPr>
+      <w:r>
+        <w:t xml:space="preserve">[00:14:50] Amias Kettleborne (Candidate): I wanted a check on the intake queue to block a request that had no owner, and the team lead wanted it to warn. I lost. It warned for a quarter and was ignored, then it caught something expensive and became blocking without further argument.</w:t>
+      </w:r>
+    </w:p>
+    <w:p>
+      <w:pPr>
+        <w:pStyle w:val="BodyText"/>
+      </w:pPr>
+      <w:r>
+        <w:t xml:space="preserve">[00:15:31] Faro Fenmore (Operations Manager): Do you think you were right?</w:t>
+      </w:r>
+    </w:p>
+    <w:p>
+      <w:pPr>
+        <w:pStyle w:val="BodyText"/>
+      </w:pPr>
+      <w:r>
+        <w:t xml:space="preserve">[00:15:57] Amias Kettleborne (Candidate): I was right about the check and wrong about the sequencing. Making it blocking on day one would have spent the credit I needed to make it blocking later.</w:t>
+      </w:r>
+    </w:p>
+    <w:p>
+      <w:pPr>
+        <w:pStyle w:val="BodyText"/>
+      </w:pPr>
+      <w:r>
+        <w:t xml:space="preserve">[00:16:22] Faro Fenmore (Operations Manager): That is a mature answer. The recruiter flagged that arguing a plan in writing is newer to you.</w:t>
+      </w:r>
+    </w:p>
+    <w:p>
+      <w:pPr>
+        <w:pStyle w:val="BodyText"/>
+      </w:pPr>
+      <w:r>
+        <w:t xml:space="preserve">[00:16:34] Amias Kettleborne (Candidate): It is. I write clearly for an operational reader and I have not often had to hold a position in a document against people who disagree. I expect the first few to come back heavily marked.</w:t>
+      </w:r>
+    </w:p>
+    <w:p>
+      <w:pPr>
+        <w:pStyle w:val="BodyText"/>
+      </w:pPr>
+      <w:r>
+        <w:t xml:space="preserve">[00:16:56] Faro Fenmore (Operations Manager): They will, and that is normal here. Is that something you want or something you would tolerate?</w:t>
+      </w:r>
+    </w:p>
+    <w:p>
+      <w:pPr>
+        <w:pStyle w:val="BodyText"/>
+      </w:pPr>
+      <w:r>
+        <w:t xml:space="preserve">[00:17:29] Amias Kettleborne (Candidate): Want. The reason I am leaving is that nothing I proposed ever got far enough to be argued with.</w:t>
+      </w:r>
+    </w:p>
+    <w:p>
+      <w:pPr>
+        <w:pStyle w:val="BodyText"/>
+      </w:pPr>
+      <w:r>
+        <w:t xml:space="preserve">[00:17:42] Faro Fenmore (Operations Manager): Understood. Questions for me?</w:t>
+      </w:r>
+    </w:p>
+    <w:p>
+      <w:pPr>
+        <w:pStyle w:val="BodyText"/>
+      </w:pPr>
+      <w:r>
+        <w:t xml:space="preserve">[00:17:50] Amias Kettleborne (Candidate): What happens here when the program disagrees and the disagreement does not resolve?</w:t>
+      </w:r>
+    </w:p>
+    <w:p>
+      <w:pPr>
+        <w:pStyle w:val="BodyText"/>
+      </w:pPr>
+      <w:r>
+        <w:t xml:space="preserve">[00:18:02] Faro Fenmore (Operations Manager): It comes to me and I close it, in the decision log, with the reason. I would rather be wrong in writing than leave it open.</w:t>
+      </w:r>
+    </w:p>
+    <w:p>
+      <w:pPr>
+        <w:pStyle w:val="BodyText"/>
+      </w:pPr>
+      <w:r>
+        <w:t xml:space="preserve">[00:18:24] Amias Kettleborne (Candidate): That is the answer I was hoping for. And how much of this seat is firefighting?</w:t>
+      </w:r>
+    </w:p>
+    <w:p>
+      <w:pPr>
+        <w:pStyle w:val="BodyText"/>
+      </w:pPr>
+      <w:r>
+        <w:t xml:space="preserve">[00:18:36] Faro Fenmore (Operations Manager): Some, honestly. It is real and it is not the job. The next conversation is a working session with one of the program managers.</w:t>
+      </w:r>
+    </w:p>
+    <w:p>
+      <w:pPr>
+        <w:pStyle w:val="BodyText"/>
+      </w:pPr>
+      <w:r>
+        <w:t xml:space="preserve">[00:18:52] Amias Kettleborne (Candidate): Thank you for the time.</w:t>
       </w:r>
     </w:p>
     <w:bookmarkEnd w:id="9"/>
